--- a/templates/Template_Radar Ambiental e ESG.docx
+++ b/templates/Template_Radar Ambiental e ESG.docx
@@ -1,7 +1,7 @@
 
 <file path=word/document.xml><?xml version="1.0" encoding="utf-8"?>
 <w:document xmlns:wpc="http://schemas.microsoft.com/office/word/2010/wordprocessingCanvas" xmlns:cx="http://schemas.microsoft.com/office/drawing/2014/chartex" xmlns:cx1="http://schemas.microsoft.com/office/drawing/2015/9/8/chartex" xmlns:cx2="http://schemas.microsoft.com/office/drawing/2015/10/21/chartex" xmlns:cx3="http://schemas.microsoft.com/office/drawing/2016/5/9/chartex" xmlns:cx4="http://schemas.microsoft.com/office/drawing/2016/5/10/chartex" xmlns:cx5="http://schemas.microsoft.com/office/drawing/2016/5/11/chartex" xmlns:cx6="http://schemas.microsoft.com/office/drawing/2016/5/12/chartex" xmlns:cx7="http://schemas.microsoft.com/office/drawing/2016/5/13/chartex" xmlns:cx8="http://schemas.microsoft.com/office/drawing/2016/5/14/chartex" xmlns:mc="http://schemas.openxmlformats.org/markup-compatibility/2006" xmlns:aink="http://schemas.microsoft.com/office/drawing/2016/ink" xmlns:am3d="http://schemas.microsoft.com/office/drawing/2017/model3d" xmlns:o="urn:schemas-microsoft-com:office:office" xmlns:oel="http://schemas.microsoft.com/office/2019/extlst" xmlns:r="http://schemas.openxmlformats.org/officeDocument/2006/relationships" xmlns:m="http://schemas.openxmlformats.org/officeDocument/2006/math" xmlns:v="urn:schemas-microsoft-com:vml" xmlns:wp14="http://schemas.microsoft.com/office/word/2010/wordprocessingDrawing" xmlns:wp="http://schemas.openxmlformats.org/drawingml/2006/wordprocessingDrawing" xmlns:w10="urn:schemas-microsoft-com:office:word" xmlns:w="http://schemas.openxmlformats.org/wordprocessingml/2006/main" xmlns:w14="http://schemas.microsoft.com/office/word/2010/wordml" xmlns:w15="http://schemas.microsoft.com/office/word/2012/wordml" xmlns:w16cex="http://schemas.microsoft.com/office/word/2018/wordml/cex" xmlns:w16cid="http://schemas.microsoft.com/office/word/2016/wordml/cid" xmlns:w16="http://schemas.microsoft.com/office/word/2018/wordml" xmlns:w16du="http://schemas.microsoft.com/office/word/2023/wordml/word16du" xmlns:w16sdtdh="http://schemas.microsoft.com/office/word/2020/wordml/sdtdatahash" xmlns:w16sdtfl="http://schemas.microsoft.com/office/word/2024/wordml/sdtformatlock" xmlns:w16se="http://schemas.microsoft.com/office/word/2015/wordml/symex" xmlns:wpg="http://schemas.microsoft.com/office/word/2010/wordprocessingGroup" xmlns:wpi="http://schemas.microsoft.com/office/word/2010/wordprocessingInk" xmlns:wne="http://schemas.microsoft.com/office/word/2006/wordml" xmlns:wps="http://schemas.microsoft.com/office/word/2010/wordprocessingShape" mc:Ignorable="w14 w15 w16se w16cid w16 w16cex w16sdtdh w16sdtfl w16du wp14">
-  <w:background w:color="F0F0F0" w:themeColor="background2"/>
+  <w:background w:color="F0F0F0"/>
   <w:body>
     <w:tbl>
       <w:tblPr>
@@ -101,9 +101,9 @@
                 <w:lang w:val="pt-BR" w:eastAsia="pt-BR"/>
               </w:rPr>
               <w:drawing>
-                <wp:inline distT="0" distB="0" distL="0" distR="0" wp14:anchorId="64683A07" wp14:editId="0D870A85">
-                  <wp:extent cx="6810375" cy="2514600"/>
-                  <wp:effectExtent l="0" t="0" r="9525" b="0"/>
+                <wp:inline distT="0" distB="0" distL="0" distR="0" wp14:anchorId="69F066DF" wp14:editId="46A77B50">
+                  <wp:extent cx="6805930" cy="2519045"/>
+                  <wp:effectExtent l="0" t="0" r="13970" b="14605"/>
                   <wp:docPr id="7" name="Imagem 6"/>
                   <wp:cNvGraphicFramePr>
                     <a:graphicFrameLocks xmlns:a="http://schemas.openxmlformats.org/drawingml/2006/main" noChangeAspect="1"/>
@@ -118,7 +118,7 @@
                           </pic:cNvPicPr>
                         </pic:nvPicPr>
                         <pic:blipFill>
-                          <a:blip r:embed="rId10">
+                          <a:blip r:embed="rId10" r:link="rId11">
                             <a:extLst>
                               <a:ext uri="{28A0092B-C50C-407E-A947-70E740481C1C}">
                                 <a14:useLocalDpi xmlns:a14="http://schemas.microsoft.com/office/drawing/2010/main" val="0"/>
@@ -133,7 +133,7 @@
                         <pic:spPr bwMode="auto">
                           <a:xfrm>
                             <a:off x="0" y="0"/>
-                            <a:ext cx="6810375" cy="2514600"/>
+                            <a:ext cx="6805930" cy="2519045"/>
                           </a:xfrm>
                           <a:prstGeom prst="rect">
                             <a:avLst/>
@@ -199,7 +199,7 @@
                 <w:szCs w:val="28"/>
                 <w:lang w:val="pt-BR" w:eastAsia="pt-BR"/>
               </w:rPr>
-              <w:t>fontes</w:t>
+              <w:t>navegue pelas fontes</w:t>
             </w:r>
           </w:p>
         </w:tc>
@@ -3706,7 +3706,7 @@
                 <w:lang w:val="pt-BR" w:eastAsia="pt-BR"/>
               </w:rPr>
               <w:drawing>
-                <wp:anchor distT="0" distB="0" distL="114300" distR="114300" simplePos="0" relativeHeight="251660288" behindDoc="0" locked="0" layoutInCell="1" allowOverlap="1" wp14:anchorId="10AB39FB" wp14:editId="13DC055D">
+                <wp:anchor distT="0" distB="0" distL="114300" distR="114300" simplePos="0" relativeHeight="251660288" behindDoc="0" locked="0" layoutInCell="1" allowOverlap="1" wp14:anchorId="22328109" wp14:editId="068CE900">
                   <wp:simplePos x="0" y="0"/>
                   <wp:positionH relativeFrom="column">
                     <wp:posOffset>1391285</wp:posOffset>
@@ -3717,8 +3717,8 @@
                   <wp:extent cx="1314450" cy="361950"/>
                   <wp:effectExtent l="0" t="0" r="0" b="0"/>
                   <wp:wrapNone/>
-                  <wp:docPr id="328351326" name="Imagem 3" descr="NEUTRA">
-                    <a:hlinkClick xmlns:a="http://schemas.openxmlformats.org/drawingml/2006/main" r:id="rId11"/>
+                  <wp:docPr id="2097954216" name="Imagem 3" descr="NEUTRA">
+                    <a:hlinkClick xmlns:a="http://schemas.openxmlformats.org/drawingml/2006/main" r:id="rId12"/>
                   </wp:docPr>
                   <wp:cNvGraphicFramePr>
                     <a:graphicFrameLocks xmlns:a="http://schemas.openxmlformats.org/drawingml/2006/main" noChangeAspect="1"/>
@@ -3728,14 +3728,14 @@
                       <pic:pic xmlns:pic="http://schemas.openxmlformats.org/drawingml/2006/picture">
                         <pic:nvPicPr>
                           <pic:cNvPr id="0" name="Imagem 3" descr="NEUTRA">
-                            <a:hlinkClick r:id="rId11"/>
+                            <a:hlinkClick r:id="rId12"/>
                           </pic:cNvPr>
                           <pic:cNvPicPr>
                             <a:picLocks noChangeAspect="1" noChangeArrowheads="1"/>
                           </pic:cNvPicPr>
                         </pic:nvPicPr>
                         <pic:blipFill>
-                          <a:blip r:embed="rId12">
+                          <a:blip r:embed="rId13">
                             <a:extLst>
                               <a:ext uri="{28A0092B-C50C-407E-A947-70E740481C1C}">
                                 <a14:useLocalDpi xmlns:a14="http://schemas.microsoft.com/office/drawing/2010/main" val="0"/>
@@ -3777,7 +3777,7 @@
                 <w:lang w:val="pt-BR" w:eastAsia="pt-BR"/>
               </w:rPr>
               <w:drawing>
-                <wp:anchor distT="0" distB="0" distL="114300" distR="114300" simplePos="0" relativeHeight="251659264" behindDoc="0" locked="0" layoutInCell="1" allowOverlap="1" wp14:anchorId="7AC67695" wp14:editId="2AC01C01">
+                <wp:anchor distT="0" distB="0" distL="114300" distR="114300" simplePos="0" relativeHeight="251659264" behindDoc="0" locked="0" layoutInCell="1" allowOverlap="1" wp14:anchorId="66D3575A" wp14:editId="54CAF3EE">
                   <wp:simplePos x="0" y="0"/>
                   <wp:positionH relativeFrom="column">
                     <wp:posOffset>-19050</wp:posOffset>
@@ -3788,8 +3788,8 @@
                   <wp:extent cx="1314450" cy="361950"/>
                   <wp:effectExtent l="0" t="0" r="0" b="0"/>
                   <wp:wrapNone/>
-                  <wp:docPr id="644855090" name="Imagem 2" descr="EXCELENTE">
-                    <a:hlinkClick xmlns:a="http://schemas.openxmlformats.org/drawingml/2006/main" r:id="rId13"/>
+                  <wp:docPr id="1423042602" name="Imagem 2" descr="EXCELENTE">
+                    <a:hlinkClick xmlns:a="http://schemas.openxmlformats.org/drawingml/2006/main" r:id="rId14"/>
                   </wp:docPr>
                   <wp:cNvGraphicFramePr>
                     <a:graphicFrameLocks xmlns:a="http://schemas.openxmlformats.org/drawingml/2006/main" noChangeAspect="1"/>
@@ -3799,14 +3799,14 @@
                       <pic:pic xmlns:pic="http://schemas.openxmlformats.org/drawingml/2006/picture">
                         <pic:nvPicPr>
                           <pic:cNvPr id="0" name="Imagem 2" descr="EXCELENTE">
-                            <a:hlinkClick r:id="rId13"/>
+                            <a:hlinkClick r:id="rId14"/>
                           </pic:cNvPr>
                           <pic:cNvPicPr>
                             <a:picLocks noChangeAspect="1" noChangeArrowheads="1"/>
                           </pic:cNvPicPr>
                         </pic:nvPicPr>
                         <pic:blipFill>
-                          <a:blip r:embed="rId14">
+                          <a:blip r:embed="rId15">
                             <a:extLst>
                               <a:ext uri="{28A0092B-C50C-407E-A947-70E740481C1C}">
                                 <a14:useLocalDpi xmlns:a14="http://schemas.microsoft.com/office/drawing/2010/main" val="0"/>
@@ -3848,7 +3848,7 @@
                 <w:lang w:val="pt-BR" w:eastAsia="pt-BR"/>
               </w:rPr>
               <w:drawing>
-                <wp:anchor distT="0" distB="0" distL="114300" distR="114300" simplePos="0" relativeHeight="251661312" behindDoc="0" locked="0" layoutInCell="1" allowOverlap="1" wp14:anchorId="26FF1F2B" wp14:editId="245B6F11">
+                <wp:anchor distT="0" distB="0" distL="114300" distR="114300" simplePos="0" relativeHeight="251661312" behindDoc="0" locked="0" layoutInCell="1" allowOverlap="1" wp14:anchorId="08FCE24E" wp14:editId="688292F0">
                   <wp:simplePos x="0" y="0"/>
                   <wp:positionH relativeFrom="column">
                     <wp:posOffset>2805430</wp:posOffset>
@@ -3859,8 +3859,8 @@
                   <wp:extent cx="1314450" cy="361950"/>
                   <wp:effectExtent l="0" t="0" r="0" b="0"/>
                   <wp:wrapNone/>
-                  <wp:docPr id="916336484" name="Imagem 4" descr="RUIM">
-                    <a:hlinkClick xmlns:a="http://schemas.openxmlformats.org/drawingml/2006/main" r:id="rId15"/>
+                  <wp:docPr id="1916225736" name="Imagem 4" descr="RUIM">
+                    <a:hlinkClick xmlns:a="http://schemas.openxmlformats.org/drawingml/2006/main" r:id="rId16"/>
                   </wp:docPr>
                   <wp:cNvGraphicFramePr>
                     <a:graphicFrameLocks xmlns:a="http://schemas.openxmlformats.org/drawingml/2006/main" noChangeAspect="1"/>
@@ -3870,14 +3870,14 @@
                       <pic:pic xmlns:pic="http://schemas.openxmlformats.org/drawingml/2006/picture">
                         <pic:nvPicPr>
                           <pic:cNvPr id="0" name="Imagem 4" descr="RUIM">
-                            <a:hlinkClick r:id="rId15"/>
+                            <a:hlinkClick r:id="rId16"/>
                           </pic:cNvPr>
                           <pic:cNvPicPr>
                             <a:picLocks noChangeAspect="1" noChangeArrowheads="1"/>
                           </pic:cNvPicPr>
                         </pic:nvPicPr>
                         <pic:blipFill>
-                          <a:blip r:embed="rId16">
+                          <a:blip r:embed="rId17">
                             <a:extLst>
                               <a:ext uri="{28A0092B-C50C-407E-A947-70E740481C1C}">
                                 <a14:useLocalDpi xmlns:a14="http://schemas.microsoft.com/office/drawing/2010/main" val="0"/>
@@ -4000,9 +4000,9 @@
                 <w:lang w:val="pt-BR"/>
               </w:rPr>
               <w:drawing>
-                <wp:inline distT="0" distB="0" distL="0" distR="0" wp14:anchorId="62C0ACBA" wp14:editId="53D4A8CB">
-                  <wp:extent cx="1790700" cy="333375"/>
-                  <wp:effectExtent l="0" t="0" r="0" b="9525"/>
+                <wp:inline distT="0" distB="0" distL="0" distR="0" wp14:anchorId="744C01C3" wp14:editId="62427E52">
+                  <wp:extent cx="1794510" cy="336550"/>
+                  <wp:effectExtent l="0" t="0" r="15240" b="6350"/>
                   <wp:docPr id="8" name="Imagem 5"/>
                   <wp:cNvGraphicFramePr>
                     <a:graphicFrameLocks xmlns:a="http://schemas.openxmlformats.org/drawingml/2006/main" noChangeAspect="1"/>
@@ -4017,7 +4017,7 @@
                           </pic:cNvPicPr>
                         </pic:nvPicPr>
                         <pic:blipFill>
-                          <a:blip r:embed="rId17" cstate="print">
+                          <a:blip r:embed="rId18" r:link="rId19" cstate="print">
                             <a:extLst>
                               <a:ext uri="{28A0092B-C50C-407E-A947-70E740481C1C}">
                                 <a14:useLocalDpi xmlns:a14="http://schemas.microsoft.com/office/drawing/2010/main" val="0"/>
@@ -4032,7 +4032,7 @@
                         <pic:spPr bwMode="auto">
                           <a:xfrm>
                             <a:off x="0" y="0"/>
-                            <a:ext cx="1790700" cy="333375"/>
+                            <a:ext cx="1794510" cy="336550"/>
                           </a:xfrm>
                           <a:prstGeom prst="rect">
                             <a:avLst/>
@@ -4089,11 +4089,11 @@
                 <w:lang w:val="pt-BR"/>
               </w:rPr>
               <w:drawing>
-                <wp:inline distT="0" distB="0" distL="0" distR="0" wp14:anchorId="209DEEF3" wp14:editId="1E022867">
-                  <wp:extent cx="266700" cy="266700"/>
-                  <wp:effectExtent l="0" t="0" r="0" b="0"/>
+                <wp:inline distT="0" distB="0" distL="0" distR="0" wp14:anchorId="678489EA" wp14:editId="57F80E1E">
+                  <wp:extent cx="267335" cy="267335"/>
+                  <wp:effectExtent l="0" t="0" r="18415" b="18415"/>
                   <wp:docPr id="9" name="Imagem 1">
-                    <a:hlinkClick xmlns:a="http://schemas.openxmlformats.org/drawingml/2006/main" r:id="rId18"/>
+                    <a:hlinkClick xmlns:a="http://schemas.openxmlformats.org/drawingml/2006/main" r:id="rId20"/>
                   </wp:docPr>
                   <wp:cNvGraphicFramePr>
                     <a:graphicFrameLocks xmlns:a="http://schemas.openxmlformats.org/drawingml/2006/main" noChangeAspect="1"/>
@@ -4102,15 +4102,13 @@
                     <a:graphicData uri="http://schemas.openxmlformats.org/drawingml/2006/picture">
                       <pic:pic xmlns:pic="http://schemas.openxmlformats.org/drawingml/2006/picture">
                         <pic:nvPicPr>
-                          <pic:cNvPr id="0" name="Imagem 1">
-                            <a:hlinkClick r:id="rId18"/>
-                          </pic:cNvPr>
+                          <pic:cNvPr id="0" name="Imagem 1"/>
                           <pic:cNvPicPr>
                             <a:picLocks noChangeAspect="1" noChangeArrowheads="1"/>
                           </pic:cNvPicPr>
                         </pic:nvPicPr>
                         <pic:blipFill>
-                          <a:blip r:embed="rId19" cstate="print">
+                          <a:blip r:embed="rId21" r:link="rId22" cstate="print">
                             <a:extLst>
                               <a:ext uri="{28A0092B-C50C-407E-A947-70E740481C1C}">
                                 <a14:useLocalDpi xmlns:a14="http://schemas.microsoft.com/office/drawing/2010/main" val="0"/>
@@ -4125,7 +4123,7 @@
                         <pic:spPr bwMode="auto">
                           <a:xfrm>
                             <a:off x="0" y="0"/>
-                            <a:ext cx="266700" cy="266700"/>
+                            <a:ext cx="267335" cy="267335"/>
                           </a:xfrm>
                           <a:prstGeom prst="rect">
                             <a:avLst/>
@@ -4182,11 +4180,11 @@
                 <w:lang w:val="pt-BR"/>
               </w:rPr>
               <w:drawing>
-                <wp:inline distT="0" distB="0" distL="0" distR="0" wp14:anchorId="0D91FE74" wp14:editId="7F5FEC88">
-                  <wp:extent cx="266700" cy="266700"/>
-                  <wp:effectExtent l="0" t="0" r="0" b="0"/>
+                <wp:inline distT="0" distB="0" distL="0" distR="0" wp14:anchorId="74DB4C12" wp14:editId="5B90AADF">
+                  <wp:extent cx="267335" cy="267335"/>
+                  <wp:effectExtent l="0" t="0" r="18415" b="18415"/>
                   <wp:docPr id="10" name="Imagem 2">
-                    <a:hlinkClick xmlns:a="http://schemas.openxmlformats.org/drawingml/2006/main" r:id="rId20"/>
+                    <a:hlinkClick xmlns:a="http://schemas.openxmlformats.org/drawingml/2006/main" r:id="rId23"/>
                   </wp:docPr>
                   <wp:cNvGraphicFramePr>
                     <a:graphicFrameLocks xmlns:a="http://schemas.openxmlformats.org/drawingml/2006/main" noChangeAspect="1"/>
@@ -4195,15 +4193,13 @@
                     <a:graphicData uri="http://schemas.openxmlformats.org/drawingml/2006/picture">
                       <pic:pic xmlns:pic="http://schemas.openxmlformats.org/drawingml/2006/picture">
                         <pic:nvPicPr>
-                          <pic:cNvPr id="0" name="Imagem 2">
-                            <a:hlinkClick r:id="rId20"/>
-                          </pic:cNvPr>
+                          <pic:cNvPr id="0" name="Imagem 2"/>
                           <pic:cNvPicPr>
                             <a:picLocks noChangeAspect="1" noChangeArrowheads="1"/>
                           </pic:cNvPicPr>
                         </pic:nvPicPr>
                         <pic:blipFill>
-                          <a:blip r:embed="rId21" cstate="print">
+                          <a:blip r:embed="rId24" r:link="rId25" cstate="print">
                             <a:extLst>
                               <a:ext uri="{28A0092B-C50C-407E-A947-70E740481C1C}">
                                 <a14:useLocalDpi xmlns:a14="http://schemas.microsoft.com/office/drawing/2010/main" val="0"/>
@@ -4218,7 +4214,7 @@
                         <pic:spPr bwMode="auto">
                           <a:xfrm>
                             <a:off x="0" y="0"/>
-                            <a:ext cx="266700" cy="266700"/>
+                            <a:ext cx="267335" cy="267335"/>
                           </a:xfrm>
                           <a:prstGeom prst="rect">
                             <a:avLst/>
@@ -4275,11 +4271,11 @@
                 <w:lang w:val="pt-BR"/>
               </w:rPr>
               <w:drawing>
-                <wp:inline distT="0" distB="0" distL="0" distR="0" wp14:anchorId="5CC1404E" wp14:editId="7C5FB998">
-                  <wp:extent cx="266700" cy="266700"/>
-                  <wp:effectExtent l="0" t="0" r="0" b="0"/>
+                <wp:inline distT="0" distB="0" distL="0" distR="0" wp14:anchorId="1F5D0328" wp14:editId="2562D4F6">
+                  <wp:extent cx="267335" cy="267335"/>
+                  <wp:effectExtent l="0" t="0" r="18415" b="18415"/>
                   <wp:docPr id="11" name="Imagem 3">
-                    <a:hlinkClick xmlns:a="http://schemas.openxmlformats.org/drawingml/2006/main" r:id="rId22"/>
+                    <a:hlinkClick xmlns:a="http://schemas.openxmlformats.org/drawingml/2006/main" r:id="rId26"/>
                   </wp:docPr>
                   <wp:cNvGraphicFramePr>
                     <a:graphicFrameLocks xmlns:a="http://schemas.openxmlformats.org/drawingml/2006/main" noChangeAspect="1"/>
@@ -4288,15 +4284,13 @@
                     <a:graphicData uri="http://schemas.openxmlformats.org/drawingml/2006/picture">
                       <pic:pic xmlns:pic="http://schemas.openxmlformats.org/drawingml/2006/picture">
                         <pic:nvPicPr>
-                          <pic:cNvPr id="0" name="Imagem 3">
-                            <a:hlinkClick r:id="rId22"/>
-                          </pic:cNvPr>
+                          <pic:cNvPr id="0" name="Imagem 3"/>
                           <pic:cNvPicPr>
                             <a:picLocks noChangeAspect="1" noChangeArrowheads="1"/>
                           </pic:cNvPicPr>
                         </pic:nvPicPr>
                         <pic:blipFill>
-                          <a:blip r:embed="rId23" cstate="print">
+                          <a:blip r:embed="rId27" r:link="rId28" cstate="print">
                             <a:extLst>
                               <a:ext uri="{28A0092B-C50C-407E-A947-70E740481C1C}">
                                 <a14:useLocalDpi xmlns:a14="http://schemas.microsoft.com/office/drawing/2010/main" val="0"/>
@@ -4311,7 +4305,7 @@
                         <pic:spPr bwMode="auto">
                           <a:xfrm>
                             <a:off x="0" y="0"/>
-                            <a:ext cx="266700" cy="266700"/>
+                            <a:ext cx="267335" cy="267335"/>
                           </a:xfrm>
                           <a:prstGeom prst="rect">
                             <a:avLst/>
@@ -4368,11 +4362,11 @@
                 <w:lang w:val="pt-BR"/>
               </w:rPr>
               <w:drawing>
-                <wp:inline distT="0" distB="0" distL="0" distR="0" wp14:anchorId="583B4918" wp14:editId="75F2BD93">
-                  <wp:extent cx="266700" cy="266700"/>
-                  <wp:effectExtent l="0" t="0" r="0" b="0"/>
+                <wp:inline distT="0" distB="0" distL="0" distR="0" wp14:anchorId="3FAD4175" wp14:editId="687681EA">
+                  <wp:extent cx="267335" cy="267335"/>
+                  <wp:effectExtent l="0" t="0" r="18415" b="18415"/>
                   <wp:docPr id="12" name="Imagem 4">
-                    <a:hlinkClick xmlns:a="http://schemas.openxmlformats.org/drawingml/2006/main" r:id="rId24"/>
+                    <a:hlinkClick xmlns:a="http://schemas.openxmlformats.org/drawingml/2006/main" r:id="rId29"/>
                   </wp:docPr>
                   <wp:cNvGraphicFramePr>
                     <a:graphicFrameLocks xmlns:a="http://schemas.openxmlformats.org/drawingml/2006/main" noChangeAspect="1"/>
@@ -4381,15 +4375,13 @@
                     <a:graphicData uri="http://schemas.openxmlformats.org/drawingml/2006/picture">
                       <pic:pic xmlns:pic="http://schemas.openxmlformats.org/drawingml/2006/picture">
                         <pic:nvPicPr>
-                          <pic:cNvPr id="0" name="Imagem 4">
-                            <a:hlinkClick r:id="rId24"/>
-                          </pic:cNvPr>
+                          <pic:cNvPr id="0" name="Imagem 4"/>
                           <pic:cNvPicPr>
                             <a:picLocks noChangeAspect="1" noChangeArrowheads="1"/>
                           </pic:cNvPicPr>
                         </pic:nvPicPr>
                         <pic:blipFill>
-                          <a:blip r:embed="rId25" cstate="print">
+                          <a:blip r:embed="rId30" r:link="rId31" cstate="print">
                             <a:extLst>
                               <a:ext uri="{28A0092B-C50C-407E-A947-70E740481C1C}">
                                 <a14:useLocalDpi xmlns:a14="http://schemas.microsoft.com/office/drawing/2010/main" val="0"/>
@@ -4404,7 +4396,7 @@
                         <pic:spPr bwMode="auto">
                           <a:xfrm>
                             <a:off x="0" y="0"/>
-                            <a:ext cx="266700" cy="266700"/>
+                            <a:ext cx="267335" cy="267335"/>
                           </a:xfrm>
                           <a:prstGeom prst="rect">
                             <a:avLst/>
@@ -4424,19 +4416,6 @@
         </w:tc>
       </w:tr>
     </w:tbl>
-    <w:p>
-      <w:pPr>
-        <w:spacing w:after="0" w:line="240" w:lineRule="auto"/>
-        <w:jc w:val="left"/>
-        <w:rPr>
-          <w:rFonts w:eastAsia="Aptos"/>
-          <w:color w:val="7F7F7F"/>
-          <w:sz w:val="21"/>
-          <w:szCs w:val="21"/>
-          <w:lang w:val="pt-BR" w:eastAsia="pt-BR"/>
-        </w:rPr>
-      </w:pPr>
-    </w:p>
     <w:p>
       <w:pPr>
         <w:pStyle w:val="Body"/>
@@ -10415,7 +10394,7 @@
   <w:num w:numId="56" w16cid:durableId="984624683">
     <w:abstractNumId w:val="1"/>
   </w:num>
-  <w:num w:numId="57" w16cid:durableId="1287463590">
+  <w:num w:numId="57" w16cid:durableId="602958657">
     <w:abstractNumId w:val="22"/>
     <w:lvlOverride w:ilvl="0"/>
     <w:lvlOverride w:ilvl="1"/>
@@ -14472,15 +14451,15 @@
 </file>
 
 <file path=customXml/item1.xml><?xml version="1.0" encoding="utf-8"?>
+<b:Sources xmlns:b="http://schemas.openxmlformats.org/officeDocument/2006/bibliography" xmlns="http://schemas.openxmlformats.org/officeDocument/2006/bibliography" SelectedStyle="\APASixthEditionOfficeOnline.xsl" StyleName="APA" Version="6"/>
+</file>
+
+<file path=customXml/item2.xml><?xml version="1.0" encoding="utf-8"?>
 <TemplafyTemplateConfiguration><![CDATA[{"elementsMetadata":[],"transformationConfigurations":[],"templateName":"Modelo em branco [Template]","templateDescription":"","enableDocumentContentUpdater":false,"version":"2.0"}]]></TemplafyTemplateConfiguration>
 </file>
 
-<file path=customXml/item2.xml><?xml version="1.0" encoding="utf-8"?>
+<file path=customXml/item3.xml><?xml version="1.0" encoding="utf-8"?>
 <TemplafyFormConfiguration><![CDATA[{"formFields":[],"formDataEntries":[]}]]></TemplafyFormConfiguration>
-</file>
-
-<file path=customXml/item3.xml><?xml version="1.0" encoding="utf-8"?>
-<b:Sources xmlns:b="http://schemas.openxmlformats.org/officeDocument/2006/bibliography" xmlns="http://schemas.openxmlformats.org/officeDocument/2006/bibliography" SelectedStyle="\APASixthEditionOfficeOnline.xsl" StyleName="APA" Version="6"/>
 </file>
 
 <file path=customXml/item4.xml><?xml version="1.0" encoding="utf-8"?>
@@ -14765,18 +14744,6 @@
 </file>
 
 <file path=customXml/itemProps1.xml><?xml version="1.0" encoding="utf-8"?>
-<ds:datastoreItem xmlns:ds="http://schemas.openxmlformats.org/officeDocument/2006/customXml" ds:itemID="{AB96A45D-AC0B-4A9D-9F5A-548FEA5AE80E}">
-  <ds:schemaRefs/>
-</ds:datastoreItem>
-</file>
-
-<file path=customXml/itemProps2.xml><?xml version="1.0" encoding="utf-8"?>
-<ds:datastoreItem xmlns:ds="http://schemas.openxmlformats.org/officeDocument/2006/customXml" ds:itemID="{EC0589DF-0B6E-4368-9754-428294D10477}">
-  <ds:schemaRefs/>
-</ds:datastoreItem>
-</file>
-
-<file path=customXml/itemProps3.xml><?xml version="1.0" encoding="utf-8"?>
 <ds:datastoreItem xmlns:ds="http://schemas.openxmlformats.org/officeDocument/2006/customXml" ds:itemID="{13CAFF09-1482-4B0E-92A6-0D424E15802E}">
   <ds:schemaRefs>
     <ds:schemaRef ds:uri="http://schemas.openxmlformats.org/officeDocument/2006/bibliography"/>
@@ -14784,14 +14751,26 @@
 </ds:datastoreItem>
 </file>
 
+<file path=customXml/itemProps2.xml><?xml version="1.0" encoding="utf-8"?>
+<ds:datastoreItem xmlns:ds="http://schemas.openxmlformats.org/officeDocument/2006/customXml" ds:itemID="{AB96A45D-AC0B-4A9D-9F5A-548FEA5AE80E}">
+  <ds:schemaRefs/>
+</ds:datastoreItem>
+</file>
+
+<file path=customXml/itemProps3.xml><?xml version="1.0" encoding="utf-8"?>
+<ds:datastoreItem xmlns:ds="http://schemas.openxmlformats.org/officeDocument/2006/customXml" ds:itemID="{EC0589DF-0B6E-4368-9754-428294D10477}">
+  <ds:schemaRefs/>
+</ds:datastoreItem>
+</file>
+
 <file path=customXml/itemProps4.xml><?xml version="1.0" encoding="utf-8"?>
-<ds:datastoreItem xmlns:ds="http://schemas.openxmlformats.org/officeDocument/2006/customXml" ds:itemID="{93CEDE73-50FF-4A2B-B93C-3CB0A8624DDC}"/>
+<ds:datastoreItem xmlns:ds="http://schemas.openxmlformats.org/officeDocument/2006/customXml" ds:itemID="{74DCEBAA-241F-4158-86AF-47D652BC1E8C}"/>
 </file>
 
 <file path=customXml/itemProps5.xml><?xml version="1.0" encoding="utf-8"?>
-<ds:datastoreItem xmlns:ds="http://schemas.openxmlformats.org/officeDocument/2006/customXml" ds:itemID="{AF6C71C5-6822-46AB-9242-82B3A6708B70}"/>
+<ds:datastoreItem xmlns:ds="http://schemas.openxmlformats.org/officeDocument/2006/customXml" ds:itemID="{6FB9D50B-813D-45EA-9D5C-4339687B41A8}"/>
 </file>
 
 <file path=customXml/itemProps6.xml><?xml version="1.0" encoding="utf-8"?>
-<ds:datastoreItem xmlns:ds="http://schemas.openxmlformats.org/officeDocument/2006/customXml" ds:itemID="{BEB41EAA-3BB3-43B8-9107-899E08890699}"/>
+<ds:datastoreItem xmlns:ds="http://schemas.openxmlformats.org/officeDocument/2006/customXml" ds:itemID="{696E7CD9-7AAC-466F-90FA-632C9DA7ADDE}"/>
 </file>